--- a/por/docx/010.content.docx
+++ b/por/docx/010.content.docx
@@ -166,26 +166,6 @@
       </w:r>
       <w:r>
         <w:rPr>
-          <w:i/>
-          <w:lang w:val="pt_PT" w:bidi="pt_PT"/>
-        </w:rPr>
-        <w:t>Ibar, Íbis, Ibleão, Ibneias, Ibnijas, Ibri, Ibsã, Ibsão, Icabô, Icônio, Idala, Idbas, Idbás, Ido, Ídolos, Idolatria, Idumeia, Idumeus, Ifdeias, Ifta, Ifta-El, Igal, Igreja, Iim, Ije-Abarim, Ijé-Abarim, Ijom, Ilai, Ilírico, Imagem de Deus, Imagem esculpida, Imalkue, Imer (Lugar), Imer (Pessoa), Imersão, Imna, Imna, Imnaítas, Impecabilidade de Cristo, Imperador, Império Ptolemaico, Imposição de mãos, Imposto Meio-siclo, Imposto, Tributação, Impuro, impureza, Imputação, Inácio e suas epístolas, Incensário, Incenso, Incenso, Incesto, Incircuncisão, Índia, Inferno, Infértil, Iniquidade, Iniquidade, Inlá, Inocentes, Massacre dos, Inra, Inri, Inscrição de Beistum, Inscrição de Gálio, Inscrição de Siloé, Inscrições, Inseto, Inspiração, Instruir, Instrutor, Instrumento de cordas, Instrumento de sopro, Instrumentos Musicais, Interceder, Intercessão, Intercessão de Cristo, Intérprete, Iques, Ir, Ir-Naás, Ir-Semes, Ira, Irã, Ira de Deus, Irade, Iri, Irmã, Irmão, Irmãos (e Irmãs), Irmãos De Jesus*, Irom, Irpeel, Irrigação, Iru, Isabel, Isaías (Pessoa), Isaías, Livro de, Isaque, Isar, Isbá, Isbaque, Isbi-Benobe, Isbosete, Iscá, Iscariotes, Isi, Ísis, Isma, Ismael, Ismaelita, Ismaías, Ismaquias, Ismerai, Isode, Ispa, Ispã, Israel (Lugar), Israel (pessoa), Israel, História de, Israelita, Issacar (Pessoa), Issacar, Tribo de, Issias, Issias, Issiás, Istar, Isvá, Isvi, Isvita, Itai, Itái, Itália, Itamar, Itiel, Itla, Itma, Itnã, Itra, Itrã, Itreão, Itritas, Itureia, Itureus, Iva, Izarita, Izlias, Izraías, Izraíta, Izri</w:t>
-      </w:r>
-      <w:r>
-        <w:rPr>
-          <w:lang w:val="pt_PT" w:bidi="pt_PT"/>
-        </w:rPr>
-      </w:r>
-    </w:p>
-    <w:p>
-      <w:pPr/>
-      <w:r>
-        <w:rPr>
-          <w:lang w:val="pt_PT" w:bidi="pt_PT"/>
-        </w:rPr>
-      </w:r>
-      <w:r>
-        <w:rPr>
           <w:lang w:val="pt_PT" w:bidi="pt_PT"/>
         </w:rPr>
         <w:t xml:space="preserve"> </w:t>
@@ -11404,7 +11384,7 @@
         <w:rPr>
           <w:lang w:val="pt_PT" w:bidi="pt_PT"/>
         </w:rPr>
-        <w:t>As ofertas de incenso parecem ter servido a uma infinidade de propósitos. Elas podem ter sido usadas para afastar espíritos malignos e, assim, santificar todos os utensílios do local de adoração (</w:t>
+        <w:t>As ofertas de incenso tinham vários propósitos no culto de Israel. O incenso estava intimamente associado à santidade e à oração, e marcava o espaço sagrado como pertencente a Deus. Em alguns rituais, o incenso estava ligado à consagração do local de culto e seus utensílios (</w:t>
       </w:r>
       <w:hyperlink r:id="rId311">
         <w:r>
@@ -11422,7 +11402,21 @@
         <w:rPr>
           <w:lang w:val="pt_PT" w:bidi="pt_PT"/>
         </w:rPr>
-        <w:t>). Sem dúvida, o doce cheiro do incenso fornecia um antídoto para o odor pútrido dos sacrifícios de animais. Portanto, se Deus fosse receber um aroma agradável e, assim, ficar satisfeito com uma oferta, o incenso era necessário para compensar o cheiro dos sacrifícios. No entanto, especiarias nunca eram adicionadas à carne dos animais ou aves.</w:t>
+        <w:t>).</w:t>
+      </w:r>
+    </w:p>
+    <w:p>
+      <w:pPr/>
+      <w:r>
+        <w:rPr>
+          <w:lang w:val="pt_PT" w:bidi="pt_PT"/>
+        </w:rPr>
+      </w:r>
+      <w:r>
+        <w:rPr>
+          <w:lang w:val="pt_PT" w:bidi="pt_PT"/>
+        </w:rPr>
+        <w:t>A Bíblia frequentemente descreve as ofertas como produzindo um “aroma agradável” ao Senhor. Essa expressão manifesta a aceitação da oferta por Deus, e não um cheiro físico destinado a agradar aos humanos.</w:t>
       </w:r>
     </w:p>
     <w:p>
@@ -19989,7 +19983,7 @@
         <w:rPr>
           <w:lang w:val="pt_PT" w:bidi="pt_PT"/>
         </w:rPr>
-        <w:t>A palavra hebraica para "intercessão" vem de uma raiz que significa "golpear", sugerindo a ideia de fazer um pedido forte. Esta palavra é usada em uma profecia sobre o “servo do Senhor” em Isaías: “Ele levou o pecado de muitos e intercedeu pelos transgressores” (</w:t>
+        <w:t>A palavra hebraica para "intercessão" vem de uma raiz que significa "encontrar", o que sugere a ideia de encontrar alguém para fazer um pedido. Essa palavra é usada em uma profecia sobre o "servo do Senhor" em Isaías: "Ele levou sobre si o pecado de muitos e intercedeu pelos transgressores" (</w:t>
       </w:r>
       <w:hyperlink r:id="rId503">
         <w:r>
@@ -21032,7 +21026,7 @@
         <w:rPr>
           <w:lang w:val="pt_PT" w:bidi="pt_PT"/>
         </w:rPr>
-        <w:t>Sua mediação nas orações de cada crente</w:t>
+        <w:t>Sua defesa constante dos fiéis perante o Pai enquanto oram.</w:t>
       </w:r>
     </w:p>
     <w:p>
@@ -23100,7 +23094,7 @@
             <w:color w:val="0000EE"/>
             <w:u w:val="single"/>
           </w:rPr>
-          <w:t>Sl7.18</w:t>
+          <w:t>Mi7.18</w:t>
         </w:r>
       </w:hyperlink>
       <w:r>

--- a/por/docx/010.content.docx
+++ b/por/docx/010.content.docx
@@ -19,7 +19,7 @@
         <w:rPr>
           <w:lang w:val="pt_PT" w:bidi="pt_PT"/>
         </w:rPr>
-        <w:t>Resource: Dicionário Bíblico (Tyndale)</w:t>
+        <w:t>Resource: Tyndale Open Bible Dictionary</w:t>
       </w:r>
       <w:r>
         <w:rPr>
@@ -112,7 +112,7 @@
         <w:rPr>
           <w:lang w:val="pt_PT" w:bidi="pt_PT"/>
         </w:rPr>
-        <w:t>Dicionário Bíblico (Tyndale)</w:t>
+        <w:t>Tyndale Open Bible Dictionary</w:t>
       </w:r>
     </w:p>
     <w:p>

--- a/por/docx/010.content.docx
+++ b/por/docx/010.content.docx
@@ -19,7 +19,7 @@
         <w:rPr>
           <w:lang w:val="pt_PT" w:bidi="pt_PT"/>
         </w:rPr>
-        <w:t>Resource: Tyndale Open Bible Dictionary</w:t>
+        <w:t>Resource: Aquifer Open Bible Dictionary</w:t>
       </w:r>
       <w:r>
         <w:rPr>
@@ -112,7 +112,7 @@
         <w:rPr>
           <w:lang w:val="pt_PT" w:bidi="pt_PT"/>
         </w:rPr>
-        <w:t>Tyndale Open Bible Dictionary</w:t>
+        <w:t>Aquifer Open Bible Dictionary</w:t>
       </w:r>
     </w:p>
     <w:p>
